--- a/16-documentacion-final/cartas/carta-asesor-institucional.docx
+++ b/16-documentacion-final/cartas/carta-asesor-institucional.docx
@@ -86,7 +86,7 @@
         <w:t xml:space="preserve">”</w:t>
       </w:r>
       <w:r>
-        <w:t xml:space="preserve">, presentado por Fortino Romero Mantilla (líder del proyecto) e Israel Jesus Garcia Osorio en la FEMECI-PUEBLA 2026, nivel Superior, modalidad Ingenierías.</w:t>
+        <w:t xml:space="preserve">, presentado por Fortino Romero Mantilla (líder del proyecto), Israel Jesús García Osorio y María José de la Rosa Hernández en la FEMECI-PUEBLA 2026, nivel Superior, modalidad Ingenierías.</w:t>
       </w:r>
     </w:p>
     <w:p>
